--- a/en/scientists/CV/Word/Sultansoy_Saleh_CV_EN.docx
+++ b/en/scientists/CV/Word/Sultansoy_Saleh_CV_EN.docx
@@ -501,7 +501,7 @@
           <w:sz w:val="21"/>
           <w:szCs w:val="21"/>
         </w:rPr>
-        <w:t>Saleh Sultansoy is a professor at TOBB University of Economics and Technology in Ankara, where he has worked since 2007, and a leading researcher at the Institute of Physics of the Azerbaijan National Academy of Sciences since 1993. He studied at Azerbaijan State University from 1969 to 1974 and received a doctorate in 1985 at the Institute of High Energy Physics in Serpukhov. His stated fields are high-energy physics, particle accelerators and their applications, science and technology strategy, and the history of science. The CV states more than 800 scientific publications, of which 632 are in Science Citation Index journals.</w:t>
+        <w:t>Saleh Sultansoy is a professor at TOBB University of Economics and Technology in Ankara, where he has worked since 2007, and a leading researcher at the Institute of Physics of the Azerbaijan National Academy of Sciences since 1993. He studied at Azerbaijan State University from 1969 to 1974 and received a doctorate in 1985 at the Institute of High Energy Physics in Serpukhov. His stated fields are high-energy physics, particle accelerators and their applications, science and technology strategy, and the history of science. Published more than 800 scientific works, of which 632 are in Science Citation Index journals.</w:t>
       </w:r>
     </w:p>
     <w:p>
@@ -2354,7 +2354,7 @@
                 <w:sz w:val="21"/>
                 <w:szCs w:val="21"/>
               </w:rPr>
-              <w:t>CV</w:t>
+              <w:t>Self-reported</w:t>
             </w:r>
           </w:p>
         </w:tc>
